--- a/android-project/docs/Android-Release-Signing-Setup.docx
+++ b/android-project/docs/Android-Release-Signing-Setup.docx
@@ -10620,6 +10620,162 @@
           <w:sz w:val="20"/>
         </w:rPr>
         <w:t xml:space="preserve">第 57-61 行 buildTypes.debug — 显式声明,避免被 release 块默认值污染</w:t>
+      </w:r>
+    </w:p>
+    <w:p>
+      <w:r>
+        <w:br w:type="page"/>
+      </w:r>
+    </w:p>
+    <w:p>
+      <w:pPr>
+        <w:pStyle w:val="Heading1"/>
+        <w:spacing w:after="160" w:before="320"/>
+      </w:pPr>
+      <w:r>
+        <w:rPr>
+          <w:b/>
+          <w:bCs/>
+          <w:sz w:val="32"/>
+          <w:szCs w:val="32"/>
+        </w:rPr>
+        <w:t xml:space="preserve">附录C:终端一行命令速查(推荐)</w:t>
+      </w:r>
+    </w:p>
+    <w:p>
+      <w:pPr>
+        <w:spacing w:after="120" w:line="360"/>
+      </w:pPr>
+      <w:r>
+        <w:rPr>
+          <w:sz w:val="20"/>
+          <w:szCs w:val="20"/>
+        </w:rPr>
+        <w:t xml:space="preserve">Android Studio 的 Run 按钮永远只跑 installDebug(无论 Build Variants 怎么选),所以调试 + 打包推荐直接走终端。复制粘贴以下命令即可,顺序对应 9.2-9.4。</w:t>
+      </w:r>
+    </w:p>
+    <w:p>
+      <w:pPr>
+        <w:shd w:fill="F5F5F5" w:color="auto" w:val="clear"/>
+        <w:spacing w:after="80" w:before="80" w:line="320"/>
+      </w:pPr>
+      <w:r>
+        <w:rPr>
+          <w:rFonts w:ascii="Courier New" w:cs="Courier New" w:eastAsia="Courier New" w:hAnsi="Courier New"/>
+          <w:sz w:val="18"/>
+          <w:szCs w:val="18"/>
+        </w:rPr>
+        <w:t xml:space="preserve">cd /Users/apple/Desktop/claude_workspace/claude-my-product/android-project</w:t>
+      </w:r>
+    </w:p>
+    <w:p>
+      <w:pPr>
+        <w:shd w:fill="F5F5F5" w:color="auto" w:val="clear"/>
+        <w:spacing w:after="80" w:before="80" w:line="320"/>
+      </w:pPr>
+      <w:r>
+        <w:rPr>
+          <w:rFonts w:ascii="Courier New" w:cs="Courier New" w:eastAsia="Courier New" w:hAnsi="Courier New"/>
+          <w:sz w:val="18"/>
+          <w:szCs w:val="18"/>
+        </w:rPr>
+        <w:t xml:space="preserve">./gradlew :app:assembleDebug       # 测试包,1-3 秒</w:t>
+      </w:r>
+    </w:p>
+    <w:p>
+      <w:pPr>
+        <w:shd w:fill="F5F5F5" w:color="auto" w:val="clear"/>
+        <w:spacing w:after="80" w:before="80" w:line="320"/>
+      </w:pPr>
+      <w:r>
+        <w:rPr>
+          <w:rFonts w:ascii="Courier New" w:cs="Courier New" w:eastAsia="Courier New" w:hAnsi="Courier New"/>
+          <w:sz w:val="18"/>
+          <w:szCs w:val="18"/>
+        </w:rPr>
+        <w:t xml:space="preserve">./gradlew :app:assembleRelease     # 线上 APK,1-3 分钟(R8)</w:t>
+      </w:r>
+    </w:p>
+    <w:p>
+      <w:pPr>
+        <w:shd w:fill="F5F5F5" w:color="auto" w:val="clear"/>
+        <w:spacing w:after="80" w:before="80" w:line="320"/>
+      </w:pPr>
+      <w:r>
+        <w:rPr>
+          <w:rFonts w:ascii="Courier New" w:cs="Courier New" w:eastAsia="Courier New" w:hAnsi="Courier New"/>
+          <w:sz w:val="18"/>
+          <w:szCs w:val="18"/>
+        </w:rPr>
+        <w:t xml:space="preserve">./gradlew :app:bundleRelease       # Play 上架 AAB,1-3 分钟</w:t>
+      </w:r>
+    </w:p>
+    <w:p>
+      <w:pPr>
+        <w:shd w:fill="F5F5F5" w:color="auto" w:val="clear"/>
+        <w:spacing w:after="80" w:before="80" w:line="320"/>
+      </w:pPr>
+      <w:r>
+        <w:rPr>
+          <w:rFonts w:ascii="Courier New" w:cs="Courier New" w:eastAsia="Courier New" w:hAnsi="Courier New"/>
+          <w:sz w:val="18"/>
+          <w:szCs w:val="18"/>
+        </w:rPr>
+        <w:t xml:space="preserve"> </w:t>
+      </w:r>
+    </w:p>
+    <w:p>
+      <w:pPr>
+        <w:shd w:fill="F5F5F5" w:color="auto" w:val="clear"/>
+        <w:spacing w:after="80" w:before="80" w:line="320"/>
+      </w:pPr>
+      <w:r>
+        <w:rPr>
+          <w:rFonts w:ascii="Courier New" w:cs="Courier New" w:eastAsia="Courier New" w:hAnsi="Courier New"/>
+          <w:sz w:val="18"/>
+          <w:szCs w:val="18"/>
+        </w:rPr>
+        <w:t xml:space="preserve"># 装到设备/模拟器</w:t>
+      </w:r>
+    </w:p>
+    <w:p>
+      <w:pPr>
+        <w:shd w:fill="F5F5F5" w:color="auto" w:val="clear"/>
+        <w:spacing w:after="80" w:before="80" w:line="320"/>
+      </w:pPr>
+      <w:r>
+        <w:rPr>
+          <w:rFonts w:ascii="Courier New" w:cs="Courier New" w:eastAsia="Courier New" w:hAnsi="Courier New"/>
+          <w:sz w:val="18"/>
+          <w:szCs w:val="18"/>
+        </w:rPr>
+        <w:t xml:space="preserve">adb install -r app/build/outputs/apk/debug/app-debug.apk</w:t>
+      </w:r>
+    </w:p>
+    <w:p>
+      <w:pPr>
+        <w:shd w:fill="F5F5F5" w:color="auto" w:val="clear"/>
+        <w:spacing w:after="80" w:before="80" w:line="320"/>
+      </w:pPr>
+      <w:r>
+        <w:rPr>
+          <w:rFonts w:ascii="Courier New" w:cs="Courier New" w:eastAsia="Courier New" w:hAnsi="Courier New"/>
+          <w:sz w:val="18"/>
+          <w:szCs w:val="18"/>
+        </w:rPr>
+        <w:t xml:space="preserve">adb install -r app/build/outputs/apk/release/app-release.apk</w:t>
+      </w:r>
+    </w:p>
+    <w:p>
+      <w:pPr>
+        <w:spacing w:after="120" w:line="360"/>
+      </w:pPr>
+      <w:r>
+        <w:rPr>
+          <w:sz w:val="20"/>
+          <w:szCs w:val="20"/>
+        </w:rPr>
+        <w:t xml:space="preserve">产物默认落在 app/build/outputs/ 下:apk/debug、apk/release、bundle/release。命令的更细粒度区别见 9.1-9.4 节。</w:t>
       </w:r>
     </w:p>
     <w:sectPr>
